--- a/src/src/main/webapp/portal/asset/arrived/reportTemplate/ClinicalReportTemplate.docx
+++ b/src/src/main/webapp/portal/asset/arrived/reportTemplate/ClinicalReportTemplate.docx
@@ -47,6 +47,8 @@
         </w:rPr>
         <w:t>）</w:t>
       </w:r>
+      <w:bookmarkStart w:id="0" w:name="_GoBack"/>
+      <w:bookmarkEnd w:id="0"/>
     </w:p>
     <w:p>
       <w:pPr>
@@ -389,8 +391,6 @@
               </w:rPr>
               <w:t>操作人员培训内容：</w:t>
             </w:r>
-            <w:bookmarkStart w:id="0" w:name="_GoBack"/>
-            <w:bookmarkEnd w:id="0"/>
           </w:p>
         </w:tc>
         <w:tc>
@@ -934,23 +934,7 @@
                 <w:sz w:val="18"/>
                 <w:szCs w:val="18"/>
               </w:rPr>
-              <w:t>设备</w:t>
-            </w:r>
-            <w:r>
-              <w:rPr>
-                <w:rFonts w:ascii="宋体" w:eastAsia="宋体" w:hAnsi="宋体" w:hint="eastAsia"/>
-                <w:sz w:val="18"/>
-                <w:szCs w:val="18"/>
-              </w:rPr>
-              <w:t>操作</w:t>
-            </w:r>
-            <w:r>
-              <w:rPr>
-                <w:rFonts w:ascii="宋体" w:eastAsia="宋体" w:hAnsi="宋体" w:hint="eastAsia"/>
-                <w:sz w:val="18"/>
-                <w:szCs w:val="18"/>
-              </w:rPr>
-              <w:t>培训验收结果或尚待解决问题</w:t>
+              <w:t>设备操作培训验收结果或尚待解决问题</w:t>
             </w:r>
             <w:r>
               <w:rPr>
@@ -1047,15 +1031,7 @@
                 <w:sz w:val="18"/>
                 <w:szCs w:val="18"/>
               </w:rPr>
-              <w:t>临床应用验收结果</w:t>
-            </w:r>
-            <w:r>
-              <w:rPr>
-                <w:rFonts w:ascii="宋体" w:eastAsia="宋体" w:hAnsi="宋体" w:hint="eastAsia"/>
-                <w:sz w:val="18"/>
-                <w:szCs w:val="18"/>
-              </w:rPr>
-              <w:t>或尚待解决问题</w:t>
+              <w:t>临床应用验收结果或尚待解决问题</w:t>
             </w:r>
             <w:r>
               <w:rPr>
@@ -1210,7 +1186,15 @@
                 <w:sz w:val="18"/>
                 <w:szCs w:val="18"/>
               </w:rPr>
-              <w:t>使用科室相关负责人（签字）：</w:t>
+              <w:t>设备管理部门</w:t>
+            </w:r>
+            <w:r>
+              <w:rPr>
+                <w:rFonts w:ascii="宋体" w:eastAsia="宋体" w:hAnsi="宋体" w:hint="eastAsia"/>
+                <w:sz w:val="18"/>
+                <w:szCs w:val="18"/>
+              </w:rPr>
+              <w:t>负责人（签字）：</w:t>
             </w:r>
           </w:p>
           <w:p>
@@ -1271,13 +1255,7 @@
         </w:tc>
       </w:tr>
     </w:tbl>
-    <w:p>
-      <w:pPr>
-        <w:rPr>
-          <w:rFonts w:hint="eastAsia"/>
-        </w:rPr>
-      </w:pPr>
-    </w:p>
+    <w:p/>
     <w:sectPr>
       <w:pgSz w:w="11906" w:h="16838"/>
       <w:pgMar w:top="1440" w:right="1800" w:bottom="1440" w:left="1800" w:header="851" w:footer="992" w:gutter="0"/>
@@ -2129,7 +2107,7 @@
 </file>
 
 <file path=customXml/itemProps1.xml><?xml version="1.0" encoding="utf-8"?>
-<ds:datastoreItem xmlns:ds="http://schemas.openxmlformats.org/officeDocument/2006/customXml" ds:itemID="{02B0DB91-BD9E-4B5A-B973-282A0AB95C3A}">
+<ds:datastoreItem xmlns:ds="http://schemas.openxmlformats.org/officeDocument/2006/customXml" ds:itemID="{7CB00B6E-E84C-4924-97DC-3F126B715CBE}">
   <ds:schemaRefs>
     <ds:schemaRef ds:uri="http://schemas.openxmlformats.org/officeDocument/2006/bibliography"/>
   </ds:schemaRefs>

--- a/src/src/main/webapp/portal/asset/arrived/reportTemplate/ClinicalReportTemplate.docx
+++ b/src/src/main/webapp/portal/asset/arrived/reportTemplate/ClinicalReportTemplate.docx
@@ -5,7 +5,7 @@
     <w:p>
       <w:pPr>
         <w:pStyle w:val="Title"/>
-        <w:spacing w:line="180" w:lineRule="auto"/>
+        <w:spacing w:before="0" w:after="0"/>
         <w:rPr>
           <w:rStyle w:val="TitleChar"/>
           <w:rFonts w:ascii="宋体" w:eastAsia="宋体" w:hAnsi="宋体" w:cs="宋体"/>
@@ -18,8 +18,8 @@
           <w:rStyle w:val="TitleChar"/>
           <w:rFonts w:ascii="宋体" w:eastAsia="宋体" w:hAnsi="宋体" w:cs="宋体" w:hint="eastAsia"/>
           <w:b/>
-          <w:sz w:val="44"/>
-          <w:szCs w:val="44"/>
+          <w:sz w:val="36"/>
+          <w:szCs w:val="36"/>
         </w:rPr>
         <w:t>医疗设备验收报告</w:t>
       </w:r>
@@ -28,6 +28,8 @@
           <w:rStyle w:val="TitleChar"/>
           <w:rFonts w:ascii="宋体" w:eastAsia="宋体" w:hAnsi="宋体" w:cs="宋体" w:hint="eastAsia"/>
           <w:b/>
+          <w:sz w:val="30"/>
+          <w:szCs w:val="30"/>
         </w:rPr>
         <w:t>（</w:t>
       </w:r>
@@ -36,23 +38,26 @@
           <w:rStyle w:val="TitleChar"/>
           <w:rFonts w:ascii="宋体" w:eastAsia="宋体" w:hAnsi="宋体" w:cs="宋体" w:hint="eastAsia"/>
           <w:b/>
+          <w:sz w:val="30"/>
+          <w:szCs w:val="30"/>
         </w:rPr>
         <w:t>临床验收</w:t>
       </w:r>
+      <w:bookmarkStart w:id="0" w:name="_GoBack"/>
+      <w:bookmarkEnd w:id="0"/>
       <w:r>
         <w:rPr>
           <w:rStyle w:val="TitleChar"/>
           <w:rFonts w:ascii="宋体" w:eastAsia="宋体" w:hAnsi="宋体" w:cs="宋体" w:hint="eastAsia"/>
           <w:b/>
+          <w:sz w:val="30"/>
+          <w:szCs w:val="30"/>
         </w:rPr>
         <w:t>）</w:t>
       </w:r>
-      <w:bookmarkStart w:id="0" w:name="_GoBack"/>
-      <w:bookmarkEnd w:id="0"/>
     </w:p>
     <w:p>
       <w:pPr>
-        <w:spacing w:line="180" w:lineRule="auto"/>
         <w:rPr>
           <w:sz w:val="18"/>
           <w:szCs w:val="18"/>
@@ -106,7 +111,7 @@
       </w:tblGrid>
       <w:tr>
         <w:trPr>
-          <w:trHeight w:val="454"/>
+          <w:trHeight w:val="425"/>
         </w:trPr>
         <w:tc>
           <w:tcPr>
@@ -241,7 +246,7 @@
       </w:tr>
       <w:tr>
         <w:trPr>
-          <w:trHeight w:val="454"/>
+          <w:trHeight w:val="425"/>
         </w:trPr>
         <w:tc>
           <w:tcPr>
@@ -391,6 +396,60 @@
               </w:rPr>
               <w:t>操作人员培训内容：</w:t>
             </w:r>
+            <w:r>
+              <w:rPr>
+                <w:rFonts w:ascii="宋体" w:eastAsia="宋体" w:hAnsi="宋体" w:cs="宋体" w:hint="eastAsia"/>
+                <w:sz w:val="18"/>
+                <w:szCs w:val="18"/>
+              </w:rPr>
+              <w:br/>
+              <w:t>1.仪器或系统功能介绍            □适用    □不适用</w:t>
+            </w:r>
+            <w:r>
+              <w:rPr>
+                <w:rFonts w:ascii="宋体" w:eastAsia="宋体" w:hAnsi="宋体" w:cs="宋体" w:hint="eastAsia"/>
+                <w:sz w:val="18"/>
+                <w:szCs w:val="18"/>
+              </w:rPr>
+              <w:br/>
+              <w:t>2.仪器或系统操作流程            □适用    □不适用</w:t>
+            </w:r>
+            <w:r>
+              <w:rPr>
+                <w:rFonts w:ascii="宋体" w:eastAsia="宋体" w:hAnsi="宋体" w:cs="宋体" w:hint="eastAsia"/>
+                <w:sz w:val="18"/>
+                <w:szCs w:val="18"/>
+              </w:rPr>
+              <w:br/>
+              <w:t>3.仪器或系统使用注意事项        □适用    □不适用</w:t>
+            </w:r>
+            <w:r>
+              <w:rPr>
+                <w:rFonts w:ascii="宋体" w:eastAsia="宋体" w:hAnsi="宋体" w:cs="宋体" w:hint="eastAsia"/>
+                <w:sz w:val="18"/>
+                <w:szCs w:val="18"/>
+              </w:rPr>
+              <w:br/>
+              <w:t>4.仪器日常维护保养              □适用    □不适用</w:t>
+            </w:r>
+            <w:r>
+              <w:rPr>
+                <w:rFonts w:ascii="宋体" w:eastAsia="宋体" w:hAnsi="宋体" w:cs="宋体" w:hint="eastAsia"/>
+                <w:sz w:val="18"/>
+                <w:szCs w:val="18"/>
+              </w:rPr>
+              <w:br/>
+              <w:t>5.仪器常见故障处理              □适用    □不适用</w:t>
+            </w:r>
+            <w:r>
+              <w:rPr>
+                <w:rFonts w:ascii="宋体" w:eastAsia="宋体" w:hAnsi="宋体" w:cs="宋体" w:hint="eastAsia"/>
+                <w:sz w:val="18"/>
+                <w:szCs w:val="18"/>
+              </w:rPr>
+              <w:br/>
+              <w:t>6.其它</w:t>
+            </w:r>
           </w:p>
         </w:tc>
         <w:tc>
@@ -400,53 +459,55 @@
           </w:tcPr>
           <w:p>
             <w:pPr>
-              <w:rPr>
-                <w:rFonts w:ascii="宋体" w:eastAsia="宋体" w:hAnsi="宋体"/>
-                <w:sz w:val="18"/>
-                <w:szCs w:val="18"/>
-              </w:rPr>
-            </w:pPr>
-            <w:r>
-              <w:rPr>
-                <w:rFonts w:ascii="宋体" w:eastAsia="宋体" w:hAnsi="宋体" w:hint="eastAsia"/>
+              <w:widowControl/>
+              <w:jc w:val="left"/>
+              <w:rPr>
+                <w:rFonts w:ascii="宋体" w:eastAsia="宋体" w:hAnsi="宋体" w:cs="宋体"/>
+                <w:color w:val="000000"/>
+                <w:kern w:val="0"/>
+                <w:szCs w:val="21"/>
+              </w:rPr>
+            </w:pPr>
+            <w:r>
+              <w:rPr>
+                <w:rFonts w:ascii="宋体" w:eastAsia="宋体" w:hAnsi="宋体" w:cs="宋体" w:hint="eastAsia"/>
                 <w:sz w:val="18"/>
                 <w:szCs w:val="18"/>
               </w:rPr>
               <w:t>考核情况：</w:t>
             </w:r>
-          </w:p>
-          <w:p>
-            <w:pPr>
-              <w:rPr>
-                <w:rFonts w:ascii="宋体" w:eastAsia="宋体" w:hAnsi="宋体"/>
-                <w:sz w:val="18"/>
-                <w:szCs w:val="18"/>
-              </w:rPr>
-            </w:pPr>
-          </w:p>
-          <w:p>
-            <w:pPr>
-              <w:rPr>
-                <w:rFonts w:ascii="宋体" w:eastAsia="宋体" w:hAnsi="宋体"/>
-                <w:sz w:val="18"/>
-                <w:szCs w:val="18"/>
-              </w:rPr>
-            </w:pPr>
-          </w:p>
-          <w:p>
-            <w:pPr>
-              <w:rPr>
-                <w:rFonts w:ascii="宋体" w:eastAsia="宋体" w:hAnsi="宋体"/>
-                <w:sz w:val="18"/>
-                <w:szCs w:val="18"/>
-              </w:rPr>
-            </w:pPr>
-            <w:r>
-              <w:rPr>
-                <w:rFonts w:ascii="宋体" w:eastAsia="宋体" w:hAnsi="宋体" w:hint="eastAsia"/>
-                <w:sz w:val="18"/>
-                <w:szCs w:val="18"/>
-              </w:rPr>
+            <w:r>
+              <w:rPr>
+                <w:rFonts w:ascii="宋体" w:eastAsia="宋体" w:hAnsi="宋体" w:cs="宋体" w:hint="eastAsia"/>
+                <w:sz w:val="18"/>
+                <w:szCs w:val="18"/>
+              </w:rPr>
+              <w:br/>
+              <w:t xml:space="preserve">    以下人员经培训合格准予操作该机型设备。</w:t>
+            </w:r>
+            <w:r>
+              <w:rPr>
+                <w:rFonts w:ascii="宋体" w:eastAsia="宋体" w:hAnsi="宋体" w:cs="宋体" w:hint="eastAsia"/>
+                <w:sz w:val="18"/>
+                <w:szCs w:val="18"/>
+              </w:rPr>
+              <w:br/>
+            </w:r>
+            <w:r>
+              <w:rPr>
+                <w:rFonts w:ascii="宋体" w:eastAsia="宋体" w:hAnsi="宋体" w:cs="宋体" w:hint="eastAsia"/>
+                <w:sz w:val="18"/>
+                <w:szCs w:val="18"/>
+              </w:rPr>
+              <w:br/>
+            </w:r>
+            <w:r>
+              <w:rPr>
+                <w:rFonts w:ascii="宋体" w:eastAsia="宋体" w:hAnsi="宋体" w:cs="宋体" w:hint="eastAsia"/>
+                <w:sz w:val="18"/>
+                <w:szCs w:val="18"/>
+              </w:rPr>
+              <w:br/>
               <w:t>授课人（签字）：</w:t>
             </w:r>
           </w:p>
@@ -454,7 +515,7 @@
       </w:tr>
       <w:tr>
         <w:trPr>
-          <w:trHeight w:val="566"/>
+          <w:trHeight w:val="425"/>
         </w:trPr>
         <w:tc>
           <w:tcPr>
@@ -477,21 +538,12 @@
               </w:rPr>
               <w:t>考核合格的受训人员（签字）：</w:t>
             </w:r>
-          </w:p>
-          <w:p>
-            <w:pPr>
-              <w:rPr>
-                <w:rFonts w:ascii="宋体" w:eastAsia="宋体" w:hAnsi="宋体"/>
-                <w:sz w:val="18"/>
-                <w:szCs w:val="18"/>
-              </w:rPr>
-            </w:pPr>
           </w:p>
         </w:tc>
       </w:tr>
       <w:tr>
         <w:trPr>
-          <w:trHeight w:val="454"/>
+          <w:trHeight w:val="411"/>
         </w:trPr>
         <w:tc>
           <w:tcPr>
@@ -561,11 +613,120 @@
             </w:pPr>
             <w:r>
               <w:rPr>
-                <w:rFonts w:ascii="宋体" w:eastAsia="宋体" w:hAnsi="宋体" w:hint="eastAsia"/>
+                <w:rFonts w:ascii="宋体" w:eastAsia="宋体" w:hAnsi="宋体" w:cs="宋体" w:hint="eastAsia"/>
                 <w:sz w:val="18"/>
                 <w:szCs w:val="18"/>
               </w:rPr>
               <w:t>临床应用培训内容：</w:t>
+            </w:r>
+            <w:r>
+              <w:rPr>
+                <w:rFonts w:ascii="宋体" w:eastAsia="宋体" w:hAnsi="宋体" w:cs="宋体" w:hint="eastAsia"/>
+                <w:sz w:val="18"/>
+                <w:szCs w:val="18"/>
+              </w:rPr>
+              <w:br/>
+              <w:t xml:space="preserve">1.仪器或系统工作原理        </w:t>
+            </w:r>
+            <w:r>
+              <w:rPr>
+                <w:rFonts w:ascii="宋体" w:eastAsia="宋体" w:hAnsi="宋体" w:cs="宋体"/>
+                <w:sz w:val="18"/>
+                <w:szCs w:val="18"/>
+              </w:rPr>
+              <w:t xml:space="preserve">    </w:t>
+            </w:r>
+            <w:r>
+              <w:rPr>
+                <w:rFonts w:ascii="宋体" w:eastAsia="宋体" w:hAnsi="宋体" w:cs="宋体" w:hint="eastAsia"/>
+                <w:sz w:val="18"/>
+                <w:szCs w:val="18"/>
+              </w:rPr>
+              <w:t>□适用    □不适用</w:t>
+            </w:r>
+            <w:r>
+              <w:rPr>
+                <w:rFonts w:ascii="宋体" w:eastAsia="宋体" w:hAnsi="宋体" w:cs="宋体" w:hint="eastAsia"/>
+                <w:sz w:val="18"/>
+                <w:szCs w:val="18"/>
+              </w:rPr>
+              <w:br/>
+              <w:t xml:space="preserve">2.仪器或系统适应症          </w:t>
+            </w:r>
+            <w:r>
+              <w:rPr>
+                <w:rFonts w:ascii="宋体" w:eastAsia="宋体" w:hAnsi="宋体" w:cs="宋体"/>
+                <w:sz w:val="18"/>
+                <w:szCs w:val="18"/>
+              </w:rPr>
+              <w:t xml:space="preserve">    </w:t>
+            </w:r>
+            <w:r>
+              <w:rPr>
+                <w:rFonts w:ascii="宋体" w:eastAsia="宋体" w:hAnsi="宋体" w:cs="宋体" w:hint="eastAsia"/>
+                <w:sz w:val="18"/>
+                <w:szCs w:val="18"/>
+              </w:rPr>
+              <w:t>□适用    □不适用</w:t>
+            </w:r>
+            <w:r>
+              <w:rPr>
+                <w:rFonts w:ascii="宋体" w:eastAsia="宋体" w:hAnsi="宋体" w:cs="宋体" w:hint="eastAsia"/>
+                <w:sz w:val="18"/>
+                <w:szCs w:val="18"/>
+              </w:rPr>
+              <w:br/>
+              <w:t xml:space="preserve">3.仪器或系统禁忌症          </w:t>
+            </w:r>
+            <w:r>
+              <w:rPr>
+                <w:rFonts w:ascii="宋体" w:eastAsia="宋体" w:hAnsi="宋体" w:cs="宋体"/>
+                <w:sz w:val="18"/>
+                <w:szCs w:val="18"/>
+              </w:rPr>
+              <w:t xml:space="preserve">    </w:t>
+            </w:r>
+            <w:r>
+              <w:rPr>
+                <w:rFonts w:ascii="宋体" w:eastAsia="宋体" w:hAnsi="宋体" w:cs="宋体" w:hint="eastAsia"/>
+                <w:sz w:val="18"/>
+                <w:szCs w:val="18"/>
+              </w:rPr>
+              <w:t>□适用    □不适用</w:t>
+            </w:r>
+            <w:r>
+              <w:rPr>
+                <w:rFonts w:ascii="宋体" w:eastAsia="宋体" w:hAnsi="宋体" w:cs="宋体" w:hint="eastAsia"/>
+                <w:sz w:val="18"/>
+                <w:szCs w:val="18"/>
+              </w:rPr>
+              <w:br/>
+              <w:t xml:space="preserve">4.功能软件应用              </w:t>
+            </w:r>
+            <w:r>
+              <w:rPr>
+                <w:rFonts w:ascii="宋体" w:eastAsia="宋体" w:hAnsi="宋体" w:cs="宋体"/>
+                <w:sz w:val="18"/>
+                <w:szCs w:val="18"/>
+              </w:rPr>
+              <w:t xml:space="preserve">    </w:t>
+            </w:r>
+            <w:r>
+              <w:rPr>
+                <w:rFonts w:ascii="宋体" w:eastAsia="宋体" w:hAnsi="宋体" w:cs="宋体" w:hint="eastAsia"/>
+                <w:sz w:val="18"/>
+                <w:szCs w:val="18"/>
+              </w:rPr>
+              <w:t>□适用    □不适用</w:t>
+            </w:r>
+            <w:r>
+              <w:rPr>
+                <w:rFonts w:ascii="宋体" w:eastAsia="宋体" w:hAnsi="宋体" w:cs="宋体" w:hint="eastAsia"/>
+                <w:sz w:val="18"/>
+                <w:szCs w:val="18"/>
+              </w:rPr>
+              <w:br/>
+              <w:t>5.其它</w:t>
             </w:r>
           </w:p>
         </w:tc>
@@ -584,46 +745,338 @@
             </w:pPr>
             <w:r>
               <w:rPr>
-                <w:rFonts w:ascii="宋体" w:eastAsia="宋体" w:hAnsi="宋体" w:hint="eastAsia"/>
+                <w:rFonts w:ascii="宋体" w:eastAsia="宋体" w:hAnsi="宋体" w:cs="宋体" w:hint="eastAsia"/>
                 <w:sz w:val="18"/>
                 <w:szCs w:val="18"/>
               </w:rPr>
               <w:t>考核情况：</w:t>
             </w:r>
-          </w:p>
-          <w:p>
-            <w:pPr>
-              <w:rPr>
-                <w:rFonts w:ascii="宋体" w:eastAsia="宋体" w:hAnsi="宋体"/>
-                <w:sz w:val="18"/>
-                <w:szCs w:val="18"/>
-              </w:rPr>
-            </w:pPr>
-          </w:p>
-          <w:p>
-            <w:pPr>
-              <w:rPr>
-                <w:rFonts w:ascii="宋体" w:eastAsia="宋体" w:hAnsi="宋体"/>
-                <w:sz w:val="18"/>
-                <w:szCs w:val="18"/>
-              </w:rPr>
-            </w:pPr>
-          </w:p>
-          <w:p>
-            <w:pPr>
-              <w:rPr>
-                <w:rFonts w:ascii="宋体" w:eastAsia="宋体" w:hAnsi="宋体"/>
-                <w:sz w:val="18"/>
-                <w:szCs w:val="18"/>
-              </w:rPr>
-            </w:pPr>
-            <w:r>
-              <w:rPr>
-                <w:rFonts w:ascii="宋体" w:eastAsia="宋体" w:hAnsi="宋体" w:hint="eastAsia"/>
-                <w:sz w:val="18"/>
-                <w:szCs w:val="18"/>
-              </w:rPr>
+            <w:r>
+              <w:rPr>
+                <w:rFonts w:ascii="宋体" w:eastAsia="宋体" w:hAnsi="宋体" w:cs="宋体" w:hint="eastAsia"/>
+                <w:sz w:val="18"/>
+                <w:szCs w:val="18"/>
+              </w:rPr>
+              <w:br/>
+              <w:t xml:space="preserve">    以下人员经培训合格准予操作该机型设备。</w:t>
+            </w:r>
+            <w:r>
+              <w:rPr>
+                <w:rFonts w:ascii="宋体" w:eastAsia="宋体" w:hAnsi="宋体" w:cs="宋体" w:hint="eastAsia"/>
+                <w:sz w:val="18"/>
+                <w:szCs w:val="18"/>
+              </w:rPr>
+              <w:br/>
+            </w:r>
+            <w:r>
+              <w:rPr>
+                <w:rFonts w:ascii="宋体" w:eastAsia="宋体" w:hAnsi="宋体" w:cs="宋体" w:hint="eastAsia"/>
+                <w:sz w:val="18"/>
+                <w:szCs w:val="18"/>
+              </w:rPr>
+              <w:br/>
+            </w:r>
+            <w:r>
+              <w:rPr>
+                <w:rFonts w:ascii="宋体" w:eastAsia="宋体" w:hAnsi="宋体" w:cs="宋体" w:hint="eastAsia"/>
+                <w:sz w:val="18"/>
+                <w:szCs w:val="18"/>
+              </w:rPr>
+              <w:br/>
               <w:t>授课人（签字）：</w:t>
+            </w:r>
+          </w:p>
+        </w:tc>
+      </w:tr>
+      <w:tr>
+        <w:trPr>
+          <w:trHeight w:val="425"/>
+        </w:trPr>
+        <w:tc>
+          <w:tcPr>
+            <w:tcW w:w="9524" w:type="dxa"/>
+            <w:gridSpan w:val="4"/>
+          </w:tcPr>
+          <w:p>
+            <w:pPr>
+              <w:rPr>
+                <w:rFonts w:ascii="宋体" w:eastAsia="宋体" w:hAnsi="宋体"/>
+                <w:sz w:val="18"/>
+                <w:szCs w:val="18"/>
+              </w:rPr>
+            </w:pPr>
+            <w:r>
+              <w:rPr>
+                <w:rFonts w:ascii="宋体" w:eastAsia="宋体" w:hAnsi="宋体" w:hint="eastAsia"/>
+                <w:sz w:val="18"/>
+                <w:szCs w:val="18"/>
+              </w:rPr>
+              <w:t>考核合格的受训人员（签字）：</w:t>
+            </w:r>
+          </w:p>
+        </w:tc>
+      </w:tr>
+      <w:tr>
+        <w:trPr>
+          <w:trHeight w:val="425"/>
+        </w:trPr>
+        <w:tc>
+          <w:tcPr>
+            <w:tcW w:w="4762" w:type="dxa"/>
+            <w:gridSpan w:val="2"/>
+            <w:vAlign w:val="center"/>
+          </w:tcPr>
+          <w:p>
+            <w:pPr>
+              <w:rPr>
+                <w:rFonts w:ascii="宋体" w:eastAsia="宋体" w:hAnsi="宋体"/>
+                <w:sz w:val="18"/>
+                <w:szCs w:val="18"/>
+              </w:rPr>
+            </w:pPr>
+            <w:r>
+              <w:rPr>
+                <w:rFonts w:ascii="宋体" w:eastAsia="宋体" w:hAnsi="宋体" w:hint="eastAsia"/>
+                <w:sz w:val="18"/>
+                <w:szCs w:val="18"/>
+              </w:rPr>
+              <w:t>培训地点：</w:t>
+            </w:r>
+          </w:p>
+        </w:tc>
+        <w:tc>
+          <w:tcPr>
+            <w:tcW w:w="4762" w:type="dxa"/>
+            <w:gridSpan w:val="2"/>
+            <w:vAlign w:val="center"/>
+          </w:tcPr>
+          <w:p>
+            <w:pPr>
+              <w:rPr>
+                <w:rFonts w:ascii="宋体" w:eastAsia="宋体" w:hAnsi="宋体"/>
+                <w:sz w:val="18"/>
+                <w:szCs w:val="18"/>
+              </w:rPr>
+            </w:pPr>
+            <w:r>
+              <w:rPr>
+                <w:rFonts w:ascii="宋体" w:eastAsia="宋体" w:hAnsi="宋体" w:hint="eastAsia"/>
+                <w:sz w:val="18"/>
+                <w:szCs w:val="18"/>
+              </w:rPr>
+              <w:t>培训时间：</w:t>
+            </w:r>
+          </w:p>
+        </w:tc>
+      </w:tr>
+      <w:tr>
+        <w:trPr>
+          <w:trHeight w:val="1191"/>
+        </w:trPr>
+        <w:tc>
+          <w:tcPr>
+            <w:tcW w:w="4762" w:type="dxa"/>
+            <w:gridSpan w:val="2"/>
+          </w:tcPr>
+          <w:p>
+            <w:pPr>
+              <w:rPr>
+                <w:rFonts w:ascii="宋体" w:eastAsia="宋体" w:hAnsi="宋体"/>
+                <w:sz w:val="18"/>
+                <w:szCs w:val="18"/>
+              </w:rPr>
+            </w:pPr>
+            <w:r>
+              <w:rPr>
+                <w:rFonts w:ascii="宋体" w:eastAsia="宋体" w:hAnsi="宋体" w:cs="宋体" w:hint="eastAsia"/>
+                <w:sz w:val="18"/>
+                <w:szCs w:val="18"/>
+              </w:rPr>
+              <w:t>医疗设备维修保养培训内容：</w:t>
+            </w:r>
+            <w:r>
+              <w:rPr>
+                <w:rFonts w:ascii="宋体" w:eastAsia="宋体" w:hAnsi="宋体" w:cs="宋体" w:hint="eastAsia"/>
+                <w:sz w:val="18"/>
+                <w:szCs w:val="18"/>
+              </w:rPr>
+              <w:br/>
+              <w:t>1.仪器或系统工作原理            □适用    □不适用</w:t>
+            </w:r>
+            <w:r>
+              <w:rPr>
+                <w:rFonts w:ascii="宋体" w:eastAsia="宋体" w:hAnsi="宋体" w:cs="宋体" w:hint="eastAsia"/>
+                <w:sz w:val="18"/>
+                <w:szCs w:val="18"/>
+              </w:rPr>
+              <w:br/>
+              <w:t>2.故障代码说明与处理            □适用    □不适用</w:t>
+            </w:r>
+            <w:r>
+              <w:rPr>
+                <w:rFonts w:ascii="宋体" w:eastAsia="宋体" w:hAnsi="宋体" w:cs="宋体" w:hint="eastAsia"/>
+                <w:sz w:val="18"/>
+                <w:szCs w:val="18"/>
+              </w:rPr>
+              <w:br/>
+              <w:t>3.常见故障维修                  □适用    □不适用</w:t>
+            </w:r>
+            <w:r>
+              <w:rPr>
+                <w:rFonts w:ascii="宋体" w:eastAsia="宋体" w:hAnsi="宋体" w:cs="宋体" w:hint="eastAsia"/>
+                <w:sz w:val="18"/>
+                <w:szCs w:val="18"/>
+              </w:rPr>
+              <w:br/>
+              <w:t>4.周期性PM内容与方法           □适用    □不适用</w:t>
+            </w:r>
+            <w:r>
+              <w:rPr>
+                <w:rFonts w:ascii="宋体" w:eastAsia="宋体" w:hAnsi="宋体" w:cs="宋体" w:hint="eastAsia"/>
+                <w:sz w:val="18"/>
+                <w:szCs w:val="18"/>
+              </w:rPr>
+              <w:br/>
+              <w:t xml:space="preserve">5.其它  </w:t>
+            </w:r>
+          </w:p>
+        </w:tc>
+        <w:tc>
+          <w:tcPr>
+            <w:tcW w:w="4762" w:type="dxa"/>
+            <w:gridSpan w:val="2"/>
+          </w:tcPr>
+          <w:p>
+            <w:pPr>
+              <w:rPr>
+                <w:rFonts w:ascii="宋体" w:eastAsia="宋体" w:hAnsi="宋体"/>
+                <w:sz w:val="18"/>
+                <w:szCs w:val="18"/>
+              </w:rPr>
+            </w:pPr>
+            <w:r>
+              <w:rPr>
+                <w:rFonts w:ascii="宋体" w:eastAsia="宋体" w:hAnsi="宋体" w:cs="宋体" w:hint="eastAsia"/>
+                <w:sz w:val="18"/>
+                <w:szCs w:val="18"/>
+              </w:rPr>
+              <w:t>考核情况：</w:t>
+            </w:r>
+            <w:r>
+              <w:rPr>
+                <w:rFonts w:ascii="宋体" w:eastAsia="宋体" w:hAnsi="宋体" w:cs="宋体" w:hint="eastAsia"/>
+                <w:sz w:val="18"/>
+                <w:szCs w:val="18"/>
+              </w:rPr>
+              <w:br/>
+              <w:t xml:space="preserve">    以下人员经培训合格准予操作该机型设备。</w:t>
+            </w:r>
+            <w:r>
+              <w:rPr>
+                <w:rFonts w:ascii="宋体" w:eastAsia="宋体" w:hAnsi="宋体" w:cs="宋体" w:hint="eastAsia"/>
+                <w:sz w:val="18"/>
+                <w:szCs w:val="18"/>
+              </w:rPr>
+              <w:br/>
+            </w:r>
+            <w:r>
+              <w:rPr>
+                <w:rFonts w:ascii="宋体" w:eastAsia="宋体" w:hAnsi="宋体" w:cs="宋体" w:hint="eastAsia"/>
+                <w:sz w:val="18"/>
+                <w:szCs w:val="18"/>
+              </w:rPr>
+              <w:br/>
+            </w:r>
+            <w:r>
+              <w:rPr>
+                <w:rFonts w:ascii="宋体" w:eastAsia="宋体" w:hAnsi="宋体" w:cs="宋体" w:hint="eastAsia"/>
+                <w:sz w:val="18"/>
+                <w:szCs w:val="18"/>
+              </w:rPr>
+              <w:br/>
+              <w:t>授课人（签字）：</w:t>
+            </w:r>
+          </w:p>
+        </w:tc>
+      </w:tr>
+      <w:tr>
+        <w:trPr>
+          <w:trHeight w:val="425"/>
+        </w:trPr>
+        <w:tc>
+          <w:tcPr>
+            <w:tcW w:w="9524" w:type="dxa"/>
+            <w:gridSpan w:val="4"/>
+            <w:vAlign w:val="center"/>
+          </w:tcPr>
+          <w:p>
+            <w:pPr>
+              <w:rPr>
+                <w:rFonts w:ascii="宋体" w:eastAsia="宋体" w:hAnsi="宋体"/>
+                <w:sz w:val="18"/>
+                <w:szCs w:val="18"/>
+              </w:rPr>
+            </w:pPr>
+            <w:r>
+              <w:rPr>
+                <w:rFonts w:ascii="宋体" w:eastAsia="宋体" w:hAnsi="宋体" w:cs="宋体" w:hint="eastAsia"/>
+                <w:sz w:val="18"/>
+                <w:szCs w:val="18"/>
+              </w:rPr>
+              <w:t>考核合格的受训人员（签字）：</w:t>
+            </w:r>
+          </w:p>
+        </w:tc>
+      </w:tr>
+      <w:tr>
+        <w:trPr>
+          <w:trHeight w:val="425"/>
+        </w:trPr>
+        <w:tc>
+          <w:tcPr>
+            <w:tcW w:w="4762" w:type="dxa"/>
+            <w:gridSpan w:val="2"/>
+            <w:vAlign w:val="center"/>
+          </w:tcPr>
+          <w:p>
+            <w:pPr>
+              <w:rPr>
+                <w:rFonts w:ascii="宋体" w:eastAsia="宋体" w:hAnsi="宋体"/>
+                <w:sz w:val="18"/>
+                <w:szCs w:val="18"/>
+              </w:rPr>
+            </w:pPr>
+            <w:r>
+              <w:rPr>
+                <w:rFonts w:ascii="宋体" w:eastAsia="宋体" w:hAnsi="宋体" w:hint="eastAsia"/>
+                <w:sz w:val="18"/>
+                <w:szCs w:val="18"/>
+              </w:rPr>
+              <w:t>培训地点：</w:t>
+            </w:r>
+          </w:p>
+        </w:tc>
+        <w:tc>
+          <w:tcPr>
+            <w:tcW w:w="4762" w:type="dxa"/>
+            <w:gridSpan w:val="2"/>
+            <w:vAlign w:val="center"/>
+          </w:tcPr>
+          <w:p>
+            <w:pPr>
+              <w:rPr>
+                <w:rFonts w:ascii="宋体" w:eastAsia="宋体" w:hAnsi="宋体"/>
+                <w:sz w:val="18"/>
+                <w:szCs w:val="18"/>
+              </w:rPr>
+            </w:pPr>
+            <w:r>
+              <w:rPr>
+                <w:rFonts w:ascii="宋体" w:eastAsia="宋体" w:hAnsi="宋体" w:hint="eastAsia"/>
+                <w:sz w:val="18"/>
+                <w:szCs w:val="18"/>
+              </w:rPr>
+              <w:t>培训时间：</w:t>
             </w:r>
           </w:p>
         </w:tc>
@@ -636,43 +1089,6 @@
           <w:tcPr>
             <w:tcW w:w="9524" w:type="dxa"/>
             <w:gridSpan w:val="4"/>
-          </w:tcPr>
-          <w:p>
-            <w:pPr>
-              <w:rPr>
-                <w:rFonts w:ascii="宋体" w:eastAsia="宋体" w:hAnsi="宋体"/>
-                <w:sz w:val="18"/>
-                <w:szCs w:val="18"/>
-              </w:rPr>
-            </w:pPr>
-            <w:r>
-              <w:rPr>
-                <w:rFonts w:ascii="宋体" w:eastAsia="宋体" w:hAnsi="宋体" w:hint="eastAsia"/>
-                <w:sz w:val="18"/>
-                <w:szCs w:val="18"/>
-              </w:rPr>
-              <w:t>考核合格的受训人员（签字）：</w:t>
-            </w:r>
-          </w:p>
-          <w:p>
-            <w:pPr>
-              <w:rPr>
-                <w:rFonts w:ascii="宋体" w:eastAsia="宋体" w:hAnsi="宋体"/>
-                <w:sz w:val="18"/>
-                <w:szCs w:val="18"/>
-              </w:rPr>
-            </w:pPr>
-          </w:p>
-        </w:tc>
-      </w:tr>
-      <w:tr>
-        <w:trPr>
-          <w:trHeight w:val="454"/>
-        </w:trPr>
-        <w:tc>
-          <w:tcPr>
-            <w:tcW w:w="4762" w:type="dxa"/>
-            <w:gridSpan w:val="2"/>
             <w:vAlign w:val="center"/>
           </w:tcPr>
           <w:p>
@@ -689,67 +1105,7 @@
                 <w:sz w:val="18"/>
                 <w:szCs w:val="18"/>
               </w:rPr>
-              <w:t>培训地点：</w:t>
-            </w:r>
-          </w:p>
-        </w:tc>
-        <w:tc>
-          <w:tcPr>
-            <w:tcW w:w="4762" w:type="dxa"/>
-            <w:gridSpan w:val="2"/>
-            <w:vAlign w:val="center"/>
-          </w:tcPr>
-          <w:p>
-            <w:pPr>
-              <w:rPr>
-                <w:rFonts w:ascii="宋体" w:eastAsia="宋体" w:hAnsi="宋体"/>
-                <w:sz w:val="18"/>
-                <w:szCs w:val="18"/>
-              </w:rPr>
-            </w:pPr>
-            <w:r>
-              <w:rPr>
-                <w:rFonts w:ascii="宋体" w:eastAsia="宋体" w:hAnsi="宋体" w:hint="eastAsia"/>
-                <w:sz w:val="18"/>
-                <w:szCs w:val="18"/>
-              </w:rPr>
-              <w:t>培训时间：</w:t>
-            </w:r>
-          </w:p>
-        </w:tc>
-      </w:tr>
-      <w:tr>
-        <w:trPr>
-          <w:trHeight w:val="1191"/>
-        </w:trPr>
-        <w:tc>
-          <w:tcPr>
-            <w:tcW w:w="4762" w:type="dxa"/>
-            <w:gridSpan w:val="2"/>
-          </w:tcPr>
-          <w:p>
-            <w:pPr>
-              <w:rPr>
-                <w:rFonts w:ascii="宋体" w:eastAsia="宋体" w:hAnsi="宋体"/>
-                <w:sz w:val="18"/>
-                <w:szCs w:val="18"/>
-              </w:rPr>
-            </w:pPr>
-            <w:r>
-              <w:rPr>
-                <w:rFonts w:ascii="宋体" w:eastAsia="宋体" w:hAnsi="宋体" w:hint="eastAsia"/>
-                <w:sz w:val="18"/>
-                <w:szCs w:val="18"/>
-              </w:rPr>
-              <w:t>医疗设备维修</w:t>
-            </w:r>
-            <w:r>
-              <w:rPr>
-                <w:rFonts w:ascii="宋体" w:eastAsia="宋体" w:hAnsi="宋体" w:hint="eastAsia"/>
-                <w:sz w:val="18"/>
-                <w:szCs w:val="18"/>
-              </w:rPr>
-              <w:t>保养培训内容</w:t>
+              <w:t>设备操作培训验收结果或尚待解决问题</w:t>
             </w:r>
             <w:r>
               <w:rPr>
@@ -760,115 +1116,55 @@
               <w:t>：</w:t>
             </w:r>
           </w:p>
-        </w:tc>
-        <w:tc>
-          <w:tcPr>
-            <w:tcW w:w="4762" w:type="dxa"/>
-            <w:gridSpan w:val="2"/>
-          </w:tcPr>
-          <w:p>
-            <w:pPr>
-              <w:rPr>
-                <w:rFonts w:ascii="宋体" w:eastAsia="宋体" w:hAnsi="宋体"/>
-                <w:sz w:val="18"/>
-                <w:szCs w:val="18"/>
-              </w:rPr>
-            </w:pPr>
-            <w:r>
-              <w:rPr>
-                <w:rFonts w:ascii="宋体" w:eastAsia="宋体" w:hAnsi="宋体" w:hint="eastAsia"/>
-                <w:sz w:val="18"/>
-                <w:szCs w:val="18"/>
-              </w:rPr>
-              <w:t>考核情况：</w:t>
-            </w:r>
-          </w:p>
-          <w:p>
-            <w:pPr>
-              <w:rPr>
-                <w:rFonts w:ascii="宋体" w:eastAsia="宋体" w:hAnsi="宋体"/>
-                <w:sz w:val="18"/>
-                <w:szCs w:val="18"/>
-              </w:rPr>
-            </w:pPr>
-          </w:p>
-          <w:p>
-            <w:pPr>
-              <w:rPr>
-                <w:rFonts w:ascii="宋体" w:eastAsia="宋体" w:hAnsi="宋体"/>
-                <w:sz w:val="18"/>
-                <w:szCs w:val="18"/>
-              </w:rPr>
-            </w:pPr>
-          </w:p>
-          <w:p>
-            <w:pPr>
-              <w:rPr>
-                <w:rFonts w:ascii="宋体" w:eastAsia="宋体" w:hAnsi="宋体"/>
-                <w:sz w:val="18"/>
-                <w:szCs w:val="18"/>
-              </w:rPr>
-            </w:pPr>
-            <w:r>
-              <w:rPr>
-                <w:rFonts w:ascii="宋体" w:eastAsia="宋体" w:hAnsi="宋体" w:hint="eastAsia"/>
-                <w:sz w:val="18"/>
-                <w:szCs w:val="18"/>
-              </w:rPr>
-              <w:t>授课人（签字）：</w:t>
-            </w:r>
-          </w:p>
-        </w:tc>
-      </w:tr>
-      <w:tr>
-        <w:trPr>
-          <w:trHeight w:val="454"/>
-        </w:trPr>
-        <w:tc>
-          <w:tcPr>
-            <w:tcW w:w="4762" w:type="dxa"/>
-            <w:gridSpan w:val="2"/>
-            <w:vAlign w:val="center"/>
-          </w:tcPr>
-          <w:p>
-            <w:pPr>
-              <w:rPr>
-                <w:rFonts w:ascii="宋体" w:eastAsia="宋体" w:hAnsi="宋体"/>
-                <w:sz w:val="18"/>
-                <w:szCs w:val="18"/>
-              </w:rPr>
-            </w:pPr>
-            <w:r>
-              <w:rPr>
-                <w:rFonts w:ascii="宋体" w:eastAsia="宋体" w:hAnsi="宋体" w:hint="eastAsia"/>
-                <w:sz w:val="18"/>
-                <w:szCs w:val="18"/>
-              </w:rPr>
-              <w:t>培训地点：</w:t>
-            </w:r>
-          </w:p>
-        </w:tc>
-        <w:tc>
-          <w:tcPr>
-            <w:tcW w:w="4762" w:type="dxa"/>
-            <w:gridSpan w:val="2"/>
-            <w:vAlign w:val="center"/>
-          </w:tcPr>
-          <w:p>
-            <w:pPr>
-              <w:rPr>
-                <w:rFonts w:ascii="宋体" w:eastAsia="宋体" w:hAnsi="宋体"/>
-                <w:sz w:val="18"/>
-                <w:szCs w:val="18"/>
-              </w:rPr>
-            </w:pPr>
-            <w:r>
-              <w:rPr>
-                <w:rFonts w:ascii="宋体" w:eastAsia="宋体" w:hAnsi="宋体" w:hint="eastAsia"/>
-                <w:sz w:val="18"/>
-                <w:szCs w:val="18"/>
-              </w:rPr>
-              <w:t>培训时间：</w:t>
+          <w:p>
+            <w:pPr>
+              <w:rPr>
+                <w:rFonts w:ascii="宋体" w:eastAsia="宋体" w:hAnsi="宋体"/>
+                <w:sz w:val="18"/>
+                <w:szCs w:val="18"/>
+              </w:rPr>
+            </w:pPr>
+            <w:r>
+              <w:rPr>
+                <w:rFonts w:ascii="宋体" w:eastAsia="宋体" w:hAnsi="宋体"/>
+                <w:sz w:val="18"/>
+                <w:szCs w:val="18"/>
+              </w:rPr>
+              <w:t xml:space="preserve">                                                          </w:t>
+            </w:r>
+            <w:r>
+              <w:rPr>
+                <w:rFonts w:ascii="宋体" w:eastAsia="宋体" w:hAnsi="宋体" w:hint="eastAsia"/>
+                <w:sz w:val="18"/>
+                <w:szCs w:val="18"/>
+              </w:rPr>
+              <w:t>使用科室相关负责人（签字）：</w:t>
+            </w:r>
+          </w:p>
+          <w:p>
+            <w:pPr>
+              <w:ind w:firstLineChars="3400" w:firstLine="6120"/>
+              <w:rPr>
+                <w:rFonts w:ascii="宋体" w:eastAsia="宋体" w:hAnsi="宋体"/>
+                <w:sz w:val="18"/>
+                <w:szCs w:val="18"/>
+              </w:rPr>
+            </w:pPr>
+            <w:r>
+              <w:rPr>
+                <w:rFonts w:ascii="宋体" w:eastAsia="宋体" w:hAnsi="宋体" w:hint="eastAsia"/>
+                <w:sz w:val="18"/>
+                <w:szCs w:val="18"/>
+              </w:rPr>
+              <w:t>日期</w:t>
+            </w:r>
+            <w:r>
+              <w:rPr>
+                <w:rFonts w:ascii="宋体" w:eastAsia="宋体" w:hAnsi="宋体" w:hint="eastAsia"/>
+                <w:sz w:val="18"/>
+                <w:szCs w:val="18"/>
+              </w:rPr>
+              <w:t>：</w:t>
             </w:r>
           </w:p>
         </w:tc>
@@ -881,32 +1177,83 @@
           <w:tcPr>
             <w:tcW w:w="9524" w:type="dxa"/>
             <w:gridSpan w:val="4"/>
-          </w:tcPr>
-          <w:p>
-            <w:pPr>
-              <w:rPr>
-                <w:rFonts w:ascii="宋体" w:eastAsia="宋体" w:hAnsi="宋体"/>
-                <w:sz w:val="18"/>
-                <w:szCs w:val="18"/>
-              </w:rPr>
-            </w:pPr>
-            <w:r>
-              <w:rPr>
-                <w:rFonts w:ascii="宋体" w:eastAsia="宋体" w:hAnsi="宋体" w:hint="eastAsia"/>
-                <w:sz w:val="18"/>
-                <w:szCs w:val="18"/>
-              </w:rPr>
-              <w:t>考核合格的受训人员（签字）：</w:t>
-            </w:r>
-          </w:p>
-          <w:p>
-            <w:pPr>
-              <w:rPr>
-                <w:rFonts w:ascii="宋体" w:eastAsia="宋体" w:hAnsi="宋体"/>
-                <w:sz w:val="18"/>
-                <w:szCs w:val="18"/>
-              </w:rPr>
-            </w:pPr>
+            <w:vAlign w:val="center"/>
+          </w:tcPr>
+          <w:p>
+            <w:pPr>
+              <w:rPr>
+                <w:rFonts w:ascii="宋体" w:eastAsia="宋体" w:hAnsi="宋体"/>
+                <w:sz w:val="18"/>
+                <w:szCs w:val="18"/>
+              </w:rPr>
+            </w:pPr>
+            <w:r>
+              <w:rPr>
+                <w:rFonts w:ascii="宋体" w:eastAsia="宋体" w:hAnsi="宋体" w:hint="eastAsia"/>
+                <w:sz w:val="18"/>
+                <w:szCs w:val="18"/>
+              </w:rPr>
+              <w:t>临床应用验收结果或尚待解决问题</w:t>
+            </w:r>
+            <w:r>
+              <w:rPr>
+                <w:rFonts w:ascii="宋体" w:eastAsia="宋体" w:hAnsi="宋体" w:hint="eastAsia"/>
+                <w:sz w:val="18"/>
+                <w:szCs w:val="18"/>
+              </w:rPr>
+              <w:t>：</w:t>
+            </w:r>
+          </w:p>
+          <w:p>
+            <w:pPr>
+              <w:rPr>
+                <w:rFonts w:ascii="宋体" w:eastAsia="宋体" w:hAnsi="宋体"/>
+                <w:sz w:val="18"/>
+                <w:szCs w:val="18"/>
+              </w:rPr>
+            </w:pPr>
+            <w:r>
+              <w:rPr>
+                <w:rFonts w:ascii="宋体" w:eastAsia="宋体" w:hAnsi="宋体"/>
+                <w:sz w:val="18"/>
+                <w:szCs w:val="18"/>
+              </w:rPr>
+              <w:t xml:space="preserve">                                                          </w:t>
+            </w:r>
+            <w:r>
+              <w:rPr>
+                <w:rFonts w:ascii="宋体" w:eastAsia="宋体" w:hAnsi="宋体" w:hint="eastAsia"/>
+                <w:sz w:val="18"/>
+                <w:szCs w:val="18"/>
+              </w:rPr>
+              <w:t>使用科室相关负责人（签字）：</w:t>
+            </w:r>
+          </w:p>
+          <w:p>
+            <w:pPr>
+              <w:ind w:firstLineChars="3400" w:firstLine="6120"/>
+              <w:rPr>
+                <w:rFonts w:ascii="宋体" w:eastAsia="宋体" w:hAnsi="宋体"/>
+                <w:sz w:val="18"/>
+                <w:szCs w:val="18"/>
+              </w:rPr>
+            </w:pPr>
+            <w:r>
+              <w:rPr>
+                <w:rFonts w:ascii="宋体" w:eastAsia="宋体" w:hAnsi="宋体" w:hint="eastAsia"/>
+                <w:sz w:val="18"/>
+                <w:szCs w:val="18"/>
+              </w:rPr>
+              <w:t>日期</w:t>
+            </w:r>
+            <w:r>
+              <w:rPr>
+                <w:rFonts w:ascii="宋体" w:eastAsia="宋体" w:hAnsi="宋体" w:hint="eastAsia"/>
+                <w:sz w:val="18"/>
+                <w:szCs w:val="18"/>
+              </w:rPr>
+              <w:t>：</w:t>
+            </w:r>
           </w:p>
         </w:tc>
       </w:tr>
@@ -934,7 +1281,7 @@
                 <w:sz w:val="18"/>
                 <w:szCs w:val="18"/>
               </w:rPr>
-              <w:t>设备操作培训验收结果或尚待解决问题</w:t>
+              <w:t>设备维修保养培训验收结果或尚待解决问题</w:t>
             </w:r>
             <w:r>
               <w:rPr>
@@ -953,15 +1300,6 @@
                 <w:szCs w:val="18"/>
               </w:rPr>
             </w:pPr>
-          </w:p>
-          <w:p>
-            <w:pPr>
-              <w:rPr>
-                <w:rFonts w:ascii="宋体" w:eastAsia="宋体" w:hAnsi="宋体"/>
-                <w:sz w:val="18"/>
-                <w:szCs w:val="18"/>
-              </w:rPr>
-            </w:pPr>
             <w:r>
               <w:rPr>
                 <w:rFonts w:ascii="宋体" w:eastAsia="宋体" w:hAnsi="宋体"/>
@@ -976,7 +1314,7 @@
                 <w:sz w:val="18"/>
                 <w:szCs w:val="18"/>
               </w:rPr>
-              <w:t>使用科室相关负责人（签字）：</w:t>
+              <w:t>设备管理部门负责人（签字）：</w:t>
             </w:r>
           </w:p>
           <w:p>
@@ -1009,225 +1347,7 @@
       </w:tr>
       <w:tr>
         <w:trPr>
-          <w:trHeight w:val="567"/>
-        </w:trPr>
-        <w:tc>
-          <w:tcPr>
-            <w:tcW w:w="9524" w:type="dxa"/>
-            <w:gridSpan w:val="4"/>
-            <w:vAlign w:val="center"/>
-          </w:tcPr>
-          <w:p>
-            <w:pPr>
-              <w:rPr>
-                <w:rFonts w:ascii="宋体" w:eastAsia="宋体" w:hAnsi="宋体"/>
-                <w:sz w:val="18"/>
-                <w:szCs w:val="18"/>
-              </w:rPr>
-            </w:pPr>
-            <w:r>
-              <w:rPr>
-                <w:rFonts w:ascii="宋体" w:eastAsia="宋体" w:hAnsi="宋体" w:hint="eastAsia"/>
-                <w:sz w:val="18"/>
-                <w:szCs w:val="18"/>
-              </w:rPr>
-              <w:t>临床应用验收结果或尚待解决问题</w:t>
-            </w:r>
-            <w:r>
-              <w:rPr>
-                <w:rFonts w:ascii="宋体" w:eastAsia="宋体" w:hAnsi="宋体" w:hint="eastAsia"/>
-                <w:sz w:val="18"/>
-                <w:szCs w:val="18"/>
-              </w:rPr>
-              <w:t>：</w:t>
-            </w:r>
-          </w:p>
-          <w:p>
-            <w:pPr>
-              <w:rPr>
-                <w:rFonts w:ascii="宋体" w:eastAsia="宋体" w:hAnsi="宋体"/>
-                <w:sz w:val="18"/>
-                <w:szCs w:val="18"/>
-              </w:rPr>
-            </w:pPr>
-          </w:p>
-          <w:p>
-            <w:pPr>
-              <w:rPr>
-                <w:rFonts w:ascii="宋体" w:eastAsia="宋体" w:hAnsi="宋体"/>
-                <w:sz w:val="18"/>
-                <w:szCs w:val="18"/>
-              </w:rPr>
-            </w:pPr>
-            <w:r>
-              <w:rPr>
-                <w:rFonts w:ascii="宋体" w:eastAsia="宋体" w:hAnsi="宋体"/>
-                <w:sz w:val="18"/>
-                <w:szCs w:val="18"/>
-              </w:rPr>
-              <w:t xml:space="preserve">                                                          </w:t>
-            </w:r>
-            <w:r>
-              <w:rPr>
-                <w:rFonts w:ascii="宋体" w:eastAsia="宋体" w:hAnsi="宋体" w:hint="eastAsia"/>
-                <w:sz w:val="18"/>
-                <w:szCs w:val="18"/>
-              </w:rPr>
-              <w:t>使用科室相关负责人（签字）：</w:t>
-            </w:r>
-          </w:p>
-          <w:p>
-            <w:pPr>
-              <w:ind w:firstLineChars="3400" w:firstLine="6120"/>
-              <w:rPr>
-                <w:rFonts w:ascii="宋体" w:eastAsia="宋体" w:hAnsi="宋体"/>
-                <w:sz w:val="18"/>
-                <w:szCs w:val="18"/>
-              </w:rPr>
-            </w:pPr>
-            <w:r>
-              <w:rPr>
-                <w:rFonts w:ascii="宋体" w:eastAsia="宋体" w:hAnsi="宋体" w:hint="eastAsia"/>
-                <w:sz w:val="18"/>
-                <w:szCs w:val="18"/>
-              </w:rPr>
-              <w:t>日期</w:t>
-            </w:r>
-            <w:r>
-              <w:rPr>
-                <w:rFonts w:ascii="宋体" w:eastAsia="宋体" w:hAnsi="宋体" w:hint="eastAsia"/>
-                <w:sz w:val="18"/>
-                <w:szCs w:val="18"/>
-              </w:rPr>
-              <w:t>：</w:t>
-            </w:r>
-          </w:p>
-        </w:tc>
-      </w:tr>
-      <w:tr>
-        <w:trPr>
-          <w:trHeight w:val="567"/>
-        </w:trPr>
-        <w:tc>
-          <w:tcPr>
-            <w:tcW w:w="9524" w:type="dxa"/>
-            <w:gridSpan w:val="4"/>
-            <w:vAlign w:val="center"/>
-          </w:tcPr>
-          <w:p>
-            <w:pPr>
-              <w:rPr>
-                <w:rFonts w:ascii="宋体" w:eastAsia="宋体" w:hAnsi="宋体"/>
-                <w:sz w:val="18"/>
-                <w:szCs w:val="18"/>
-              </w:rPr>
-            </w:pPr>
-            <w:r>
-              <w:rPr>
-                <w:rFonts w:ascii="宋体" w:eastAsia="宋体" w:hAnsi="宋体" w:hint="eastAsia"/>
-                <w:sz w:val="18"/>
-                <w:szCs w:val="18"/>
-              </w:rPr>
-              <w:t>设备</w:t>
-            </w:r>
-            <w:r>
-              <w:rPr>
-                <w:rFonts w:ascii="宋体" w:eastAsia="宋体" w:hAnsi="宋体" w:hint="eastAsia"/>
-                <w:sz w:val="18"/>
-                <w:szCs w:val="18"/>
-              </w:rPr>
-              <w:t>维修保养培训</w:t>
-            </w:r>
-            <w:r>
-              <w:rPr>
-                <w:rFonts w:ascii="宋体" w:eastAsia="宋体" w:hAnsi="宋体" w:hint="eastAsia"/>
-                <w:sz w:val="18"/>
-                <w:szCs w:val="18"/>
-              </w:rPr>
-              <w:t>验收结果或尚待解决问题</w:t>
-            </w:r>
-            <w:r>
-              <w:rPr>
-                <w:rFonts w:ascii="宋体" w:eastAsia="宋体" w:hAnsi="宋体" w:hint="eastAsia"/>
-                <w:sz w:val="18"/>
-                <w:szCs w:val="18"/>
-              </w:rPr>
-              <w:t>：</w:t>
-            </w:r>
-          </w:p>
-          <w:p>
-            <w:pPr>
-              <w:rPr>
-                <w:rFonts w:ascii="宋体" w:eastAsia="宋体" w:hAnsi="宋体"/>
-                <w:sz w:val="18"/>
-                <w:szCs w:val="18"/>
-              </w:rPr>
-            </w:pPr>
-          </w:p>
-          <w:p>
-            <w:pPr>
-              <w:rPr>
-                <w:rFonts w:ascii="宋体" w:eastAsia="宋体" w:hAnsi="宋体"/>
-                <w:sz w:val="18"/>
-                <w:szCs w:val="18"/>
-              </w:rPr>
-            </w:pPr>
-            <w:r>
-              <w:rPr>
-                <w:rFonts w:ascii="宋体" w:eastAsia="宋体" w:hAnsi="宋体"/>
-                <w:sz w:val="18"/>
-                <w:szCs w:val="18"/>
-              </w:rPr>
-              <w:t xml:space="preserve">                                                          </w:t>
-            </w:r>
-            <w:r>
-              <w:rPr>
-                <w:rFonts w:ascii="宋体" w:eastAsia="宋体" w:hAnsi="宋体" w:hint="eastAsia"/>
-                <w:sz w:val="18"/>
-                <w:szCs w:val="18"/>
-              </w:rPr>
-              <w:t>设备管理部门</w:t>
-            </w:r>
-            <w:r>
-              <w:rPr>
-                <w:rFonts w:ascii="宋体" w:eastAsia="宋体" w:hAnsi="宋体" w:hint="eastAsia"/>
-                <w:sz w:val="18"/>
-                <w:szCs w:val="18"/>
-              </w:rPr>
-              <w:t>负责人（签字）：</w:t>
-            </w:r>
-          </w:p>
-          <w:p>
-            <w:pPr>
-              <w:ind w:firstLineChars="3400" w:firstLine="6120"/>
-              <w:rPr>
-                <w:rFonts w:ascii="宋体" w:eastAsia="宋体" w:hAnsi="宋体"/>
-                <w:sz w:val="18"/>
-                <w:szCs w:val="18"/>
-              </w:rPr>
-            </w:pPr>
-            <w:r>
-              <w:rPr>
-                <w:rFonts w:ascii="宋体" w:eastAsia="宋体" w:hAnsi="宋体" w:hint="eastAsia"/>
-                <w:sz w:val="18"/>
-                <w:szCs w:val="18"/>
-              </w:rPr>
-              <w:t>日期</w:t>
-            </w:r>
-            <w:r>
-              <w:rPr>
-                <w:rFonts w:ascii="宋体" w:eastAsia="宋体" w:hAnsi="宋体" w:hint="eastAsia"/>
-                <w:sz w:val="18"/>
-                <w:szCs w:val="18"/>
-              </w:rPr>
-              <w:t>：</w:t>
-            </w:r>
-          </w:p>
-        </w:tc>
-      </w:tr>
-      <w:tr>
-        <w:trPr>
-          <w:trHeight w:val="454"/>
+          <w:trHeight w:val="425"/>
         </w:trPr>
         <w:tc>
           <w:tcPr>
@@ -2107,7 +2227,7 @@
 </file>
 
 <file path=customXml/itemProps1.xml><?xml version="1.0" encoding="utf-8"?>
-<ds:datastoreItem xmlns:ds="http://schemas.openxmlformats.org/officeDocument/2006/customXml" ds:itemID="{7CB00B6E-E84C-4924-97DC-3F126B715CBE}">
+<ds:datastoreItem xmlns:ds="http://schemas.openxmlformats.org/officeDocument/2006/customXml" ds:itemID="{2EC5356D-3FF8-4A7F-8C6D-511EB1054E2C}">
   <ds:schemaRefs>
     <ds:schemaRef ds:uri="http://schemas.openxmlformats.org/officeDocument/2006/bibliography"/>
   </ds:schemaRefs>

--- a/src/src/main/webapp/portal/asset/arrived/reportTemplate/ClinicalReportTemplate.docx
+++ b/src/src/main/webapp/portal/asset/arrived/reportTemplate/ClinicalReportTemplate.docx
@@ -13,6 +13,8 @@
           <w:szCs w:val="18"/>
         </w:rPr>
       </w:pPr>
+      <w:bookmarkStart w:id="0" w:name="_GoBack"/>
+      <w:bookmarkEnd w:id="0"/>
       <w:r>
         <w:rPr>
           <w:rStyle w:val="TitleChar"/>
@@ -43,8 +45,6 @@
         </w:rPr>
         <w:t>临床验收</w:t>
       </w:r>
-      <w:bookmarkStart w:id="0" w:name="_GoBack"/>
-      <w:bookmarkEnd w:id="0"/>
       <w:r>
         <w:rPr>
           <w:rStyle w:val="TitleChar"/>
@@ -100,6 +100,7 @@
       <w:tblPr>
         <w:tblStyle w:val="TableGrid"/>
         <w:tblW w:w="9524" w:type="dxa"/>
+        <w:tblInd w:w="-615" w:type="dxa"/>
         <w:tblLayout w:type="fixed"/>
         <w:tblLook w:val="04A0" w:firstRow="1" w:lastRow="0" w:firstColumn="1" w:lastColumn="0" w:noHBand="0" w:noVBand="1"/>
       </w:tblPr>
@@ -2227,7 +2228,7 @@
 </file>
 
 <file path=customXml/itemProps1.xml><?xml version="1.0" encoding="utf-8"?>
-<ds:datastoreItem xmlns:ds="http://schemas.openxmlformats.org/officeDocument/2006/customXml" ds:itemID="{2EC5356D-3FF8-4A7F-8C6D-511EB1054E2C}">
+<ds:datastoreItem xmlns:ds="http://schemas.openxmlformats.org/officeDocument/2006/customXml" ds:itemID="{DB1598E9-FE6D-4520-860E-4687032C877D}">
   <ds:schemaRefs>
     <ds:schemaRef ds:uri="http://schemas.openxmlformats.org/officeDocument/2006/bibliography"/>
   </ds:schemaRefs>

--- a/src/src/main/webapp/portal/asset/arrived/reportTemplate/ClinicalReportTemplate.docx
+++ b/src/src/main/webapp/portal/asset/arrived/reportTemplate/ClinicalReportTemplate.docx
@@ -13,8 +13,6 @@
           <w:szCs w:val="18"/>
         </w:rPr>
       </w:pPr>
-      <w:bookmarkStart w:id="0" w:name="_GoBack"/>
-      <w:bookmarkEnd w:id="0"/>
       <w:r>
         <w:rPr>
           <w:rStyle w:val="TitleChar"/>
@@ -759,7 +757,23 @@
                 <w:szCs w:val="18"/>
               </w:rPr>
               <w:br/>
-              <w:t xml:space="preserve">    以下人员经培训合格准予操作该机型设备。</w:t>
+              <w:t xml:space="preserve">    以下人员经培训合格准予</w:t>
+            </w:r>
+            <w:r>
+              <w:rPr>
+                <w:rFonts w:ascii="宋体" w:eastAsia="宋体" w:hAnsi="宋体" w:cs="宋体" w:hint="eastAsia"/>
+                <w:sz w:val="18"/>
+                <w:szCs w:val="18"/>
+              </w:rPr>
+              <w:t>应用</w:t>
+            </w:r>
+            <w:r>
+              <w:rPr>
+                <w:rFonts w:ascii="宋体" w:eastAsia="宋体" w:hAnsi="宋体" w:cs="宋体" w:hint="eastAsia"/>
+                <w:sz w:val="18"/>
+                <w:szCs w:val="18"/>
+              </w:rPr>
+              <w:t>该机型设备。</w:t>
             </w:r>
             <w:r>
               <w:rPr>
@@ -970,7 +984,25 @@
                 <w:szCs w:val="18"/>
               </w:rPr>
               <w:br/>
-              <w:t xml:space="preserve">    以下人员经培训合格准予操作该机型设备。</w:t>
+              <w:t xml:space="preserve">    以下人员经培训合格准予</w:t>
+            </w:r>
+            <w:r>
+              <w:rPr>
+                <w:rFonts w:ascii="宋体" w:eastAsia="宋体" w:hAnsi="宋体" w:cs="宋体" w:hint="eastAsia"/>
+                <w:sz w:val="18"/>
+                <w:szCs w:val="18"/>
+              </w:rPr>
+              <w:t>维护</w:t>
+            </w:r>
+            <w:bookmarkStart w:id="0" w:name="_GoBack"/>
+            <w:bookmarkEnd w:id="0"/>
+            <w:r>
+              <w:rPr>
+                <w:rFonts w:ascii="宋体" w:eastAsia="宋体" w:hAnsi="宋体" w:cs="宋体" w:hint="eastAsia"/>
+                <w:sz w:val="18"/>
+                <w:szCs w:val="18"/>
+              </w:rPr>
+              <w:t>该机型设备。</w:t>
             </w:r>
             <w:r>
               <w:rPr>
@@ -2228,7 +2260,7 @@
 </file>
 
 <file path=customXml/itemProps1.xml><?xml version="1.0" encoding="utf-8"?>
-<ds:datastoreItem xmlns:ds="http://schemas.openxmlformats.org/officeDocument/2006/customXml" ds:itemID="{DB1598E9-FE6D-4520-860E-4687032C877D}">
+<ds:datastoreItem xmlns:ds="http://schemas.openxmlformats.org/officeDocument/2006/customXml" ds:itemID="{B40D14AD-8F32-4F6E-85A4-D62FC6D70A62}">
   <ds:schemaRefs>
     <ds:schemaRef ds:uri="http://schemas.openxmlformats.org/officeDocument/2006/bibliography"/>
   </ds:schemaRefs>
